--- a/Øvelser/Geografi/lokalisering-af-jordskaelv/lokalisering-af-jordskaelv.docx
+++ b/Øvelser/Geografi/lokalisering-af-jordskaelv/lokalisering-af-jordskaelv.docx
@@ -1711,7 +1711,6 @@
     </w:p>
     <w:p>
       <w:pPr>
-        <w:pStyle w:val="Compact"/>
         <w:numPr>
           <w:ilvl w:val="0"/>
           <w:numId w:val="1003"/>
@@ -1806,7 +1805,6 @@
     </w:p>
     <w:p>
       <w:pPr>
-        <w:pStyle w:val="Compact"/>
         <w:numPr>
           <w:ilvl w:val="0"/>
           <w:numId w:val="1003"/>
@@ -1818,7 +1816,6 @@
     </w:p>
     <w:p>
       <w:pPr>
-        <w:pStyle w:val="Compact"/>
         <w:numPr>
           <w:ilvl w:val="0"/>
           <w:numId w:val="1003"/>
@@ -1862,7 +1859,7 @@
     </w:p>
     <w:p>
       <w:pPr>
-        <w:pStyle w:val="FirstParagraph"/>
+        <w:pStyle w:val="BodyText"/>
       </w:pPr>
       <m:oMathPara>
         <m:oMathParaPr>
@@ -1939,10 +1936,9 @@
     </w:p>
     <w:p>
       <w:pPr>
-        <w:pStyle w:val="Compact"/>
         <w:numPr>
           <w:ilvl w:val="0"/>
-          <w:numId w:val="1004"/>
+          <w:numId w:val="1003"/>
         </w:numPr>
       </w:pPr>
       <w:r>
@@ -2362,11 +2358,137 @@
         <w:pStyle w:val="Compact"/>
         <w:numPr>
           <w:ilvl w:val="0"/>
-          <w:numId w:val="1005"/>
+          <w:numId w:val="1004"/>
         </w:numPr>
       </w:pPr>
       <w:r>
         <w:t xml:space="preserve">Forklar forskellen på P- og S-bølger, og hvorfor P-bølgen altid kommer først.</w:t>
+      </w:r>
+    </w:p>
+    <w:p>
+      <w:pPr>
+        <w:pStyle w:val="Compact"/>
+        <w:numPr>
+          <w:ilvl w:val="0"/>
+          <w:numId w:val="1004"/>
+        </w:numPr>
+      </w:pPr>
+      <w:r>
+        <w:t xml:space="preserve">Hvorfor skal man bruge mindst tre stationer for at bestemme epicentret? Hvad ville I vide, hvis I kun havde én eller to?</w:t>
+      </w:r>
+    </w:p>
+    <w:p>
+      <w:pPr>
+        <w:pStyle w:val="Compact"/>
+        <w:numPr>
+          <w:ilvl w:val="0"/>
+          <w:numId w:val="1004"/>
+        </w:numPr>
+      </w:pPr>
+      <w:r>
+        <w:t xml:space="preserve">Skar jeres cirkler hinanden i ét punkt? Hvis ikke: hvad kan grunden være? Tænk på aflæsningen af ankomsttiderne, at bølgernes fart varierer med bjergarterne, og at jordskælvet skete i ca. 20 km dybde.</w:t>
+      </w:r>
+    </w:p>
+    <w:p>
+      <w:pPr>
+        <w:pStyle w:val="Compact"/>
+        <w:numPr>
+          <w:ilvl w:val="0"/>
+          <w:numId w:val="1004"/>
+        </w:numPr>
+      </w:pPr>
+      <w:r>
+        <w:t xml:space="preserve">Afstandene I har beregnet, er egentlig afstanden til</w:t>
+      </w:r>
+      <w:r>
+        <w:t xml:space="preserve"> </w:t>
+      </w:r>
+      <w:r>
+        <w:rPr>
+          <w:i/>
+          <w:iCs/>
+        </w:rPr>
+        <w:t xml:space="preserve">hypocentret</w:t>
+      </w:r>
+      <w:r>
+        <w:t xml:space="preserve">, ikke til epicentret. Hvorfor betyder det mest for den station, der ligger tættest på?</w:t>
+      </w:r>
+    </w:p>
+    <w:p>
+      <w:pPr>
+        <w:pStyle w:val="Compact"/>
+        <w:numPr>
+          <w:ilvl w:val="0"/>
+          <w:numId w:val="1004"/>
+        </w:numPr>
+      </w:pPr>
+      <w:r>
+        <w:t xml:space="preserve">S-bølger kan ikke bevæge sig gennem væsker. Forklar, hvordan seismologer har brugt det til at vise, at Jordens ydre kerne er flydende.</w:t>
+      </w:r>
+    </w:p>
+    <w:p>
+      <w:pPr>
+        <w:pStyle w:val="Compact"/>
+        <w:numPr>
+          <w:ilvl w:val="0"/>
+          <w:numId w:val="1004"/>
+        </w:numPr>
+      </w:pPr>
+      <w:r>
+        <w:t xml:space="preserve">Jordskælvet skete midt på den nordamerikanske plade, langt fra nærmeste pladegrænse. Hvordan kan der overhovedet komme jordskælv her? Sammenlign med jordskælv ved pladegrænser.</w:t>
+      </w:r>
+    </w:p>
+    <w:p>
+      <w:pPr>
+        <w:pStyle w:val="Compact"/>
+        <w:numPr>
+          <w:ilvl w:val="0"/>
+          <w:numId w:val="1004"/>
+        </w:numPr>
+      </w:pPr>
+      <w:r>
+        <w:t xml:space="preserve">Moderne jordskælvsvarsling (fx i Japan og Mexico) udnytter, at P-bølgen kommer før den kraftige S-bølge. Hvor mange sekunders varsel ville byer 150 og 300 km væk få? Er det nok til at gøre en forskel?</w:t>
+      </w:r>
+    </w:p>
+    <w:bookmarkEnd w:id="36"/>
+    <w:bookmarkStart w:id="37" w:name="om-denne-udgave"/>
+    <w:p>
+      <w:pPr>
+        <w:pStyle w:val="Heading2"/>
+      </w:pPr>
+      <w:r>
+        <w:t xml:space="preserve">Om denne udgave</w:t>
+      </w:r>
+    </w:p>
+    <w:p>
+      <w:pPr>
+        <w:pStyle w:val="FirstParagraph"/>
+      </w:pPr>
+      <w:r>
+        <w:t xml:space="preserve">Bygger på øvelsen «Lokalisering af jordskælv» fra naturgeografi C (Geolink,</w:t>
+      </w:r>
+      <w:r>
+        <w:t xml:space="preserve"> </w:t>
+      </w:r>
+      <w:r>
+        <w:rPr>
+          <w:i/>
+          <w:iCs/>
+        </w:rPr>
+        <w:t xml:space="preserve">Pladetektonik og naturkatastrofer</w:t>
+      </w:r>
+      <w:r>
+        <w:t xml:space="preserve">, 2025/26), der igen bygger på en elevøvelse fra Natural Resources Canada (</w:t>
+      </w:r>
+      <w:r>
+        <w:rPr>
+          <w:i/>
+          <w:iCs/>
+        </w:rPr>
+        <w:t xml:space="preserve">Earthquake activity 7: Locate the Earthquake</w:t>
+      </w:r>
+      <w:r>
+        <w:t xml:space="preserve">, 2011) om det samme jordskælv, og på en ældre Google Earth-udgave af øvelsen. Ændret i forhold til originalerne:</w:t>
       </w:r>
     </w:p>
     <w:p>
@@ -2378,7 +2500,7 @@
         </w:numPr>
       </w:pPr>
       <w:r>
-        <w:t xml:space="preserve">Hvorfor skal man bruge mindst tre stationer for at bestemme epicentret? Hvad ville I vide, hvis I kun havde én eller to?</w:t>
+        <w:t xml:space="preserve">Den ældre Google Earth-udgave placerede seismogrammerne fra de canadiske stationer på opdigtede stationer i Nordeuropa. Øvelsen bruger nu de rigtige stationer, og eleverne kan sammenligne deres epicenter med det rigtige.</w:t>
       </w:r>
     </w:p>
     <w:p>
@@ -2390,7 +2512,7 @@
         </w:numPr>
       </w:pPr>
       <w:r>
-        <w:t xml:space="preserve">Skar jeres cirkler hinanden i ét punkt? Hvis ikke: hvad kan grunden være? Tænk på aflæsningen af ankomsttiderne, at bølgernes fart varierer med bjergarterne, og at jordskælvet skete i ca. 20 km dybde.</w:t>
+        <w:t xml:space="preserve">Seismogrammerne er nye: de rigtige registreringer fra NRCan’s åbne seismiske data (Canadian National Seismograph Network), hentet og tegnet til denne vejledning med fælles tidsakse og en streg pr. sekund. Den tidligere figur var en skitse, hvor tidsforskellene ikke passede med stationernes afstande.</w:t>
       </w:r>
     </w:p>
     <w:p>
@@ -2402,20 +2524,7 @@
         </w:numPr>
       </w:pPr>
       <w:r>
-        <w:t xml:space="preserve">Afstandene I har beregnet, er egentlig afstanden til</w:t>
-      </w:r>
-      <w:r>
-        <w:t xml:space="preserve"> </w:t>
-      </w:r>
-      <w:r>
-        <w:rPr>
-          <w:i/>
-          <w:iCs/>
-        </w:rPr>
-        <w:t xml:space="preserve">hypocentret</w:t>
-      </w:r>
-      <w:r>
-        <w:t xml:space="preserve">, ikke til epicentret. Hvorfor betyder det mest for den station, der ligger tættest på?</w:t>
+        <w:t xml:space="preserve">Stationerne er valgt 80–200 km fra skælvet. Længere væk kommer den første P-bølge gennem den øverste kappe og er hurtigere end 6,2 km/s, så den simple model passer dårligere.</w:t>
       </w:r>
     </w:p>
     <w:p>
@@ -2424,119 +2533,6 @@
         <w:numPr>
           <w:ilvl w:val="0"/>
           <w:numId w:val="1005"/>
-        </w:numPr>
-      </w:pPr>
-      <w:r>
-        <w:t xml:space="preserve">S-bølger kan ikke bevæge sig gennem væsker. Forklar, hvordan seismologer har brugt det til at vise, at Jordens ydre kerne er flydende.</w:t>
-      </w:r>
-    </w:p>
-    <w:p>
-      <w:pPr>
-        <w:pStyle w:val="Compact"/>
-        <w:numPr>
-          <w:ilvl w:val="0"/>
-          <w:numId w:val="1005"/>
-        </w:numPr>
-      </w:pPr>
-      <w:r>
-        <w:t xml:space="preserve">Jordskælvet skete midt på den nordamerikanske plade, langt fra nærmeste pladegrænse. Hvordan kan der overhovedet komme jordskælv her? Sammenlign med jordskælv ved pladegrænser.</w:t>
-      </w:r>
-    </w:p>
-    <w:p>
-      <w:pPr>
-        <w:pStyle w:val="Compact"/>
-        <w:numPr>
-          <w:ilvl w:val="0"/>
-          <w:numId w:val="1005"/>
-        </w:numPr>
-      </w:pPr>
-      <w:r>
-        <w:t xml:space="preserve">Moderne jordskælvsvarsling (fx i Japan og Mexico) udnytter, at P-bølgen kommer før den kraftige S-bølge. Hvor mange sekunders varsel ville byer 150 og 300 km væk få? Er det nok til at gøre en forskel?</w:t>
-      </w:r>
-    </w:p>
-    <w:bookmarkEnd w:id="36"/>
-    <w:bookmarkStart w:id="37" w:name="om-denne-udgave"/>
-    <w:p>
-      <w:pPr>
-        <w:pStyle w:val="Heading2"/>
-      </w:pPr>
-      <w:r>
-        <w:t xml:space="preserve">Om denne udgave</w:t>
-      </w:r>
-    </w:p>
-    <w:p>
-      <w:pPr>
-        <w:pStyle w:val="FirstParagraph"/>
-      </w:pPr>
-      <w:r>
-        <w:t xml:space="preserve">Bygger på øvelsen «Lokalisering af jordskælv» fra naturgeografi C (Geolink,</w:t>
-      </w:r>
-      <w:r>
-        <w:t xml:space="preserve"> </w:t>
-      </w:r>
-      <w:r>
-        <w:rPr>
-          <w:i/>
-          <w:iCs/>
-        </w:rPr>
-        <w:t xml:space="preserve">Pladetektonik og naturkatastrofer</w:t>
-      </w:r>
-      <w:r>
-        <w:t xml:space="preserve">, 2025/26), der igen bygger på en elevøvelse fra Natural Resources Canada (</w:t>
-      </w:r>
-      <w:r>
-        <w:rPr>
-          <w:i/>
-          <w:iCs/>
-        </w:rPr>
-        <w:t xml:space="preserve">Earthquake activity 7: Locate the Earthquake</w:t>
-      </w:r>
-      <w:r>
-        <w:t xml:space="preserve">, 2011) om det samme jordskælv, og på en ældre Google Earth-udgave af øvelsen. Ændret i forhold til originalerne:</w:t>
-      </w:r>
-    </w:p>
-    <w:p>
-      <w:pPr>
-        <w:pStyle w:val="Compact"/>
-        <w:numPr>
-          <w:ilvl w:val="0"/>
-          <w:numId w:val="1006"/>
-        </w:numPr>
-      </w:pPr>
-      <w:r>
-        <w:t xml:space="preserve">Den ældre Google Earth-udgave placerede seismogrammerne fra de canadiske stationer på opdigtede stationer i Nordeuropa. Øvelsen bruger nu de rigtige stationer, og eleverne kan sammenligne deres epicenter med det rigtige.</w:t>
-      </w:r>
-    </w:p>
-    <w:p>
-      <w:pPr>
-        <w:pStyle w:val="Compact"/>
-        <w:numPr>
-          <w:ilvl w:val="0"/>
-          <w:numId w:val="1006"/>
-        </w:numPr>
-      </w:pPr>
-      <w:r>
-        <w:t xml:space="preserve">Seismogrammerne er nye: de rigtige registreringer fra NRCan’s åbne seismiske data (Canadian National Seismograph Network), hentet og tegnet til denne vejledning med fælles tidsakse og en streg pr. sekund. Den tidligere figur var en skitse, hvor tidsforskellene ikke passede med stationernes afstande.</w:t>
-      </w:r>
-    </w:p>
-    <w:p>
-      <w:pPr>
-        <w:pStyle w:val="Compact"/>
-        <w:numPr>
-          <w:ilvl w:val="0"/>
-          <w:numId w:val="1006"/>
-        </w:numPr>
-      </w:pPr>
-      <w:r>
-        <w:t xml:space="preserve">Stationerne er valgt 80–200 km fra skælvet. Længere væk kommer den første P-bølge gennem den øverste kappe og er hurtigere end 6,2 km/s, så den simple model passer dårligere.</w:t>
-      </w:r>
-    </w:p>
-    <w:p>
-      <w:pPr>
-        <w:pStyle w:val="Compact"/>
-        <w:numPr>
-          <w:ilvl w:val="0"/>
-          <w:numId w:val="1006"/>
         </w:numPr>
       </w:pPr>
       <w:r>
@@ -3071,91 +3067,6 @@
       </w:pPr>
     </w:lvl>
   </w:abstractNum>
-  <w:abstractNum w:abstractNumId="99414">
-    <w:nsid w:val="00A99414"/>
-    <w:multiLevelType w:val="multilevel"/>
-    <w:lvl w:ilvl="0">
-      <w:start w:val="4"/>
-      <w:numFmt w:val="decimal"/>
-      <w:lvlText w:val="%1."/>
-      <w:lvlJc w:val="left"/>
-      <w:pPr>
-        <w:ind w:left="720" w:hanging="360"/>
-      </w:pPr>
-    </w:lvl>
-    <w:lvl w:ilvl="1">
-      <w:start w:val="4"/>
-      <w:numFmt w:val="decimal"/>
-      <w:lvlText w:val="%2."/>
-      <w:lvlJc w:val="left"/>
-      <w:pPr>
-        <w:ind w:left="1440" w:hanging="360"/>
-      </w:pPr>
-    </w:lvl>
-    <w:lvl w:ilvl="2">
-      <w:start w:val="4"/>
-      <w:numFmt w:val="decimal"/>
-      <w:lvlText w:val="%3."/>
-      <w:lvlJc w:val="left"/>
-      <w:pPr>
-        <w:ind w:left="2160" w:hanging="360"/>
-      </w:pPr>
-    </w:lvl>
-    <w:lvl w:ilvl="3">
-      <w:start w:val="4"/>
-      <w:numFmt w:val="decimal"/>
-      <w:lvlText w:val="%4."/>
-      <w:lvlJc w:val="left"/>
-      <w:pPr>
-        <w:ind w:left="2880" w:hanging="360"/>
-      </w:pPr>
-    </w:lvl>
-    <w:lvl w:ilvl="4">
-      <w:start w:val="4"/>
-      <w:numFmt w:val="decimal"/>
-      <w:lvlText w:val="%5."/>
-      <w:lvlJc w:val="left"/>
-      <w:pPr>
-        <w:ind w:left="3600" w:hanging="360"/>
-      </w:pPr>
-    </w:lvl>
-    <w:lvl w:ilvl="5">
-      <w:start w:val="4"/>
-      <w:numFmt w:val="decimal"/>
-      <w:lvlText w:val="%6."/>
-      <w:lvlJc w:val="left"/>
-      <w:pPr>
-        <w:ind w:left="4320" w:hanging="360"/>
-      </w:pPr>
-    </w:lvl>
-    <w:lvl w:ilvl="6">
-      <w:start w:val="4"/>
-      <w:numFmt w:val="decimal"/>
-      <w:lvlText w:val="%7."/>
-      <w:lvlJc w:val="left"/>
-      <w:pPr>
-        <w:ind w:left="5040" w:hanging="360"/>
-      </w:pPr>
-    </w:lvl>
-    <w:lvl w:ilvl="7">
-      <w:start w:val="4"/>
-      <w:numFmt w:val="decimal"/>
-      <w:lvlText w:val="%8."/>
-      <w:lvlJc w:val="left"/>
-      <w:pPr>
-        <w:ind w:left="5760" w:hanging="360"/>
-      </w:pPr>
-    </w:lvl>
-    <w:lvl w:ilvl="8">
-      <w:start w:val="4"/>
-      <w:numFmt w:val="decimal"/>
-      <w:lvlText w:val="%9."/>
-      <w:lvlJc w:val="left"/>
-      <w:pPr>
-        <w:ind w:left="6480" w:hanging="360"/>
-      </w:pPr>
-    </w:lvl>
-  </w:abstractNum>
   <w:num w:numId="1">
     <w:abstractNumId w:val="1"/>
     <w:lvlOverride w:ilvl="0">
@@ -3241,36 +3152,6 @@
     </w:lvlOverride>
   </w:num>
   <w:num w:numId="1004">
-    <w:abstractNumId w:val="99414"/>
-    <w:lvlOverride w:ilvl="0">
-      <w:startOverride w:val="4"/>
-    </w:lvlOverride>
-    <w:lvlOverride w:ilvl="1">
-      <w:startOverride w:val="4"/>
-    </w:lvlOverride>
-    <w:lvlOverride w:ilvl="2">
-      <w:startOverride w:val="4"/>
-    </w:lvlOverride>
-    <w:lvlOverride w:ilvl="3">
-      <w:startOverride w:val="4"/>
-    </w:lvlOverride>
-    <w:lvlOverride w:ilvl="4">
-      <w:startOverride w:val="4"/>
-    </w:lvlOverride>
-    <w:lvlOverride w:ilvl="5">
-      <w:startOverride w:val="4"/>
-    </w:lvlOverride>
-    <w:lvlOverride w:ilvl="6">
-      <w:startOverride w:val="4"/>
-    </w:lvlOverride>
-    <w:lvlOverride w:ilvl="7">
-      <w:startOverride w:val="4"/>
-    </w:lvlOverride>
-    <w:lvlOverride w:ilvl="8">
-      <w:startOverride w:val="4"/>
-    </w:lvlOverride>
-  </w:num>
-  <w:num w:numId="1005">
     <w:abstractNumId w:val="99411"/>
     <w:lvlOverride w:ilvl="0">
       <w:startOverride w:val="1"/>
@@ -3300,7 +3181,7 @@
       <w:startOverride w:val="1"/>
     </w:lvlOverride>
   </w:num>
-  <w:num w:numId="1006">
+  <w:num w:numId="1005">
     <w:abstractNumId w:val="991"/>
   </w:num>
 </w:numbering>

--- a/Øvelser/Geografi/lokalisering-af-jordskaelv/lokalisering-af-jordskaelv.docx
+++ b/Øvelser/Geografi/lokalisering-af-jordskaelv/lokalisering-af-jordskaelv.docx
@@ -84,36 +84,7 @@
         <w:pStyle w:val="FirstParagraph"/>
       </w:pPr>
       <w:r>
-        <w:t xml:space="preserve">Et jordskælv sender flere slags bølger ud fra</w:t>
-      </w:r>
-      <w:r>
-        <w:t xml:space="preserve"> </w:t>
-      </w:r>
-      <w:r>
-        <w:rPr>
-          <w:b/>
-          <w:bCs/>
-        </w:rPr>
-        <w:t xml:space="preserve">hypocentret</w:t>
-      </w:r>
-      <w:r>
-        <w:t xml:space="preserve"> </w:t>
-      </w:r>
-      <w:r>
-        <w:t xml:space="preserve">(stedet i dybet, hvor bruddet sker). Punktet på overfladen lige over hypocentret er</w:t>
-      </w:r>
-      <w:r>
-        <w:t xml:space="preserve"> </w:t>
-      </w:r>
-      <w:r>
-        <w:rPr>
-          <w:b/>
-          <w:bCs/>
-        </w:rPr>
-        <w:t xml:space="preserve">epicentret</w:t>
-      </w:r>
-      <w:r>
-        <w:t xml:space="preserve">.</w:t>
+        <w:t xml:space="preserve">Et jordskælv sender flere slags bølger ud fra hypocentret (stedet i dybet, hvor bruddet sker). Punktet på overfladen lige over hypocentret er epicentret.</w:t>
       </w:r>
     </w:p>
     <w:p>
@@ -125,17 +96,7 @@
         </w:numPr>
       </w:pPr>
       <w:r>
-        <w:rPr>
-          <w:b/>
-          <w:bCs/>
-        </w:rPr>
-        <w:t xml:space="preserve">P-bølger</w:t>
-      </w:r>
-      <w:r>
-        <w:t xml:space="preserve"> </w:t>
-      </w:r>
-      <w:r>
-        <w:t xml:space="preserve">(primære bølger) er trykbølger, der svinger frem og tilbage i bølgens retning. De er hurtigst og kommer først. I jordskorpen bevæger de sig med ca. 6,2 km/s.</w:t>
+        <w:t xml:space="preserve">P-bølger (primære bølger) er trykbølger, der svinger frem og tilbage i bølgens retning. De er hurtigst og kommer først. I jordskorpen bevæger de sig med ca. 6,2 km/s.</w:t>
       </w:r>
     </w:p>
     <w:p>
@@ -147,17 +108,7 @@
         </w:numPr>
       </w:pPr>
       <w:r>
-        <w:rPr>
-          <w:b/>
-          <w:bCs/>
-        </w:rPr>
-        <w:t xml:space="preserve">S-bølger</w:t>
-      </w:r>
-      <w:r>
-        <w:t xml:space="preserve"> </w:t>
-      </w:r>
-      <w:r>
-        <w:t xml:space="preserve">(sekundære bølger) er tværbølger, der svinger på tværs af bølgens retning. De er langsommere, ca. 3,65 km/s, og kommer derfor senere — men de er ofte kraftigere.</w:t>
+        <w:t xml:space="preserve">S-bølger (sekundære bølger) er tværbølger, der svinger på tværs af bølgens retning. De er langsommere, ca. 3,65 km/s, og kommer derfor senere — men de er ofte kraftigere.</w:t>
       </w:r>
     </w:p>
     <w:p>
@@ -1187,23 +1138,7 @@
         </w:numPr>
       </w:pPr>
       <w:r>
-        <w:t xml:space="preserve">Find for hver station det tidspunkt, hvor</w:t>
-      </w:r>
-      <w:r>
-        <w:t xml:space="preserve"> </w:t>
-      </w:r>
-      <w:r>
-        <w:rPr>
-          <w:b/>
-          <w:bCs/>
-        </w:rPr>
-        <w:t xml:space="preserve">P-bølgen</w:t>
-      </w:r>
-      <w:r>
-        <w:t xml:space="preserve"> </w:t>
-      </w:r>
-      <w:r>
-        <w:t xml:space="preserve">ankommer: det første sted, hvor sporet begynder at svinge tydeligt. Aflæs tidspunktet så præcist som muligt (på et halvt sekund nær), og skriv det i</w:t>
+        <w:t xml:space="preserve">Find for hver station det tidspunkt, hvor P-bølgen ankommer: det første sted, hvor sporet begynder at svinge tydeligt. Aflæs tidspunktet så præcist som muligt (på et halvt sekund nær), og skriv det i</w:t>
       </w:r>
       <w:r>
         <w:t xml:space="preserve"> </w:t>
@@ -1229,23 +1164,7 @@
         </w:numPr>
       </w:pPr>
       <w:r>
-        <w:t xml:space="preserve">Find tidspunktet, hvor</w:t>
-      </w:r>
-      <w:r>
-        <w:t xml:space="preserve"> </w:t>
-      </w:r>
-      <w:r>
-        <w:rPr>
-          <w:b/>
-          <w:bCs/>
-        </w:rPr>
-        <w:t xml:space="preserve">S-bølgen</w:t>
-      </w:r>
-      <w:r>
-        <w:t xml:space="preserve"> </w:t>
-      </w:r>
-      <w:r>
-        <w:t xml:space="preserve">ankommer: det sted, hvor udsvingene pludselig bliver meget større igen. Skriv det i</w:t>
+        <w:t xml:space="preserve">Find tidspunktet, hvor S-bølgen ankommer: det sted, hvor udsvingene pludselig bliver meget større igen. Skriv det i</w:t>
       </w:r>
       <w:r>
         <w:t xml:space="preserve"> </w:t>
